--- a/docs/AI问书-产品PRD-v1.12.docx
+++ b/docs/AI问书-产品PRD-v1.12.docx
@@ -22677,13 +22677,83 @@
           <w:bCs/>
           <w:rFonts w:ascii="Heiti SC" w:cs="Heiti SC" w:eastAsia="Heiti SC" w:hAnsi="Heiti SC"/>
         </w:rPr>
-        <w:t xml:space="preserve">敏感项显隐（v1.12/0807-3）：</w:t>
-      </w:r>
-      <w:r>
-        <w:rPr>
-          <w:rFonts w:ascii="Heiti SC" w:cs="Heiti SC" w:eastAsia="Heiti SC" w:hAnsi="Heiti SC"/>
-        </w:rPr>
-        <w:t xml:space="preserve">AppSecret（公众号 / 开放平台）、API v3 密钥、API v2 密钥输入框带显隐眼睛——默认脱敏（•••• + 尾 4 位、只读），点眼睛切明文（可编辑）、再点隐藏。</w:t>
+        <w:t xml:space="preserve">敏感项写后不回显（0807-2 定稿，推翻同批显隐眼睛方案）：</w:t>
+      </w:r>
+      <w:r>
+        <w:rPr>
+          <w:rFonts w:ascii="Heiti SC" w:cs="Heiti SC" w:eastAsia="Heiti SC" w:hAnsi="Heiti SC"/>
+        </w:rPr>
+        <w:t xml:space="preserve">九个敏感字段（公众号 AppSecret / 域名校验文件、开放平台 AppSecret、支付 API v2 / v3 密钥、商户证书、商户 API 私钥、支付公钥 ID、支付公钥文件）非空时仅显示「已配置 / 已上传」状态行（尾号 **</w:t>
+      </w:r>
+      <w:r>
+        <w:rPr>
+          <w:b/>
+          <w:bCs/>
+          <w:rFonts w:ascii="Heiti SC" w:cs="Heiti SC" w:eastAsia="Heiti SC" w:hAnsi="Heiti SC"/>
+        </w:rPr>
+        <w:t xml:space="preserve">后 4 位或文件名 + 更新时间</w:t>
+      </w:r>
+      <w:r>
+        <w:rPr>
+          <w:rFonts w:ascii="Heiti SC" w:cs="Heiti SC" w:eastAsia="Heiti SC" w:hAnsi="Heiti SC"/>
+        </w:rPr>
+        <w:t xml:space="preserve">精确到秒</w:t>
+      </w:r>
+      <w:r>
+        <w:rPr>
+          <w:b/>
+          <w:bCs/>
+          <w:rFonts w:ascii="Heiti SC" w:cs="Heiti SC" w:eastAsia="Heiti SC" w:hAnsi="Heiti SC"/>
+        </w:rPr>
+        <w:t xml:space="preserve">）+「更新」；更新＝空输入框填新值，点保存</w:t>
+      </w:r>
+      <w:r>
+        <w:rPr>
+          <w:rFonts w:ascii="Heiti SC" w:cs="Heiti SC" w:eastAsia="Heiti SC" w:hAnsi="Heiti SC"/>
+        </w:rPr>
+        <w:t xml:space="preserve">先弹二次确认</w:t>
+      </w:r>
+      <w:r>
+        <w:rPr>
+          <w:b/>
+          <w:bCs/>
+          <w:rFonts w:ascii="Heiti SC" w:cs="Heiti SC" w:eastAsia="Heiti SC" w:hAnsi="Heiti SC"/>
+        </w:rPr>
+        <w:t xml:space="preserve">（整体覆盖原值、不可恢复、新值不再回显，请先核对输入），确认后回状态行、</w:t>
+      </w:r>
+      <w:r>
+        <w:rPr>
+          <w:rFonts w:ascii="Heiti SC" w:cs="Heiti SC" w:eastAsia="Heiti SC" w:hAnsi="Heiti SC"/>
+        </w:rPr>
+        <w:t xml:space="preserve">不回显</w:t>
+      </w:r>
+      <w:r>
+        <w:rPr>
+          <w:b/>
+          <w:bCs/>
+          <w:rFonts w:ascii="Heiti SC" w:cs="Heiti SC" w:eastAsia="Heiti SC" w:hAnsi="Heiti SC"/>
+        </w:rPr>
+        <w:t xml:space="preserve">；文件类「重新上传」同样先弹二次确认（整体覆盖、原文件不可恢复、新文件同样不提供下载回显）。密钥在数据库为</w:t>
+      </w:r>
+      <w:r>
+        <w:rPr>
+          <w:rFonts w:ascii="Heiti SC" w:cs="Heiti SC" w:eastAsia="Heiti SC" w:hAnsi="Heiti SC"/>
+        </w:rPr>
+        <w:t xml:space="preserve">加密存储（非明文）</w:t>
+      </w:r>
+      <w:r>
+        <w:rPr>
+          <w:b/>
+          <w:bCs/>
+          <w:rFonts w:ascii="Heiti SC" w:cs="Heiti SC" w:eastAsia="Heiti SC" w:hAnsi="Heiti SC"/>
+        </w:rPr>
+        <w:t xml:space="preserve">，业务需要原值须</w:t>
+      </w:r>
+      <w:r>
+        <w:rPr>
+          <w:rFonts w:ascii="Heiti SC" w:cs="Heiti SC" w:eastAsia="Heiti SC" w:hAnsi="Heiti SC"/>
+        </w:rPr>
+        <w:t xml:space="preserve">联系技术发邮件申请**（技术从微信后台获取或数据库解密提供），界面不提供明文查看与文件下载。非敏感字段（AppID / 回调地址 / 商户号 / 代扣模板 ID）保持可见可编辑。</w:t>
       </w:r>
     </w:p>
     <w:p>

--- a/docs/AI问书-产品PRD-v1.12.docx
+++ b/docs/AI问书-产品PRD-v1.12.docx
@@ -80,7 +80,7 @@
           <w:szCs w:val="20"/>
           <w:rFonts w:ascii="Heiti SC" w:cs="Heiti SC" w:eastAsia="Heiti SC" w:hAnsi="Heiti SC"/>
         </w:rPr>
-        <w:t xml:space="preserve">版本 v1.12　|　日期 2026-08-07　|　密级：内部</w:t>
+        <w:t xml:space="preserve">版本 v1.12　|　日期 2026-08-10　|　密级：内部</w:t>
       </w:r>
     </w:p>
     <w:p>
@@ -372,7 +372,35 @@
         <w:rPr>
           <w:rFonts w:ascii="Heiti SC" w:cs="Heiti SC" w:eastAsia="Heiti SC" w:hAnsi="Heiti SC"/>
         </w:rPr>
-        <w:t xml:space="preserve">（C 端登录落地页 / 微信授权弹窗 / 两后台登录页与侧栏品牌位）。本版更新项以红色“[0807周五更新]”就地标记；v1.11 及更早批次的标记已转为正文常规规则。</w:t>
+        <w:t xml:space="preserve">（C 端登录落地页 / 微信授权弹窗 / 两后台登录页与侧栏品牌位）。</w:t>
+      </w:r>
+      <w:r>
+        <w:rPr>
+          <w:b/>
+          <w:bCs/>
+          <w:rFonts w:ascii="Heiti SC" w:cs="Heiti SC" w:eastAsia="Heiti SC" w:hAnsi="Heiti SC"/>
+        </w:rPr>
+        <w:t xml:space="preserve">0810 增补：</w:t>
+      </w:r>
+      <w:r>
+        <w:rPr>
+          <w:rFonts w:ascii="Heiti SC" w:cs="Heiti SC" w:eastAsia="Heiti SC" w:hAnsi="Heiti SC"/>
+        </w:rPr>
+        <w:t xml:space="preserve">平台机构详情 · 微信配置的九个敏感项状态行</w:t>
+      </w:r>
+      <w:r>
+        <w:rPr>
+          <w:b/>
+          <w:bCs/>
+          <w:rFonts w:ascii="Heiti SC" w:cs="Heiti SC" w:eastAsia="Heiti SC" w:hAnsi="Heiti SC"/>
+        </w:rPr>
+        <w:t xml:space="preserve">收敛为「状态 + 操作」两段</w:t>
+      </w:r>
+      <w:r>
+        <w:rPr>
+          <w:rFonts w:ascii="Heiti SC" w:cs="Heiti SC" w:eastAsia="Heiti SC" w:hAnsi="Heiti SC"/>
+        </w:rPr>
+        <w:t xml:space="preserve">——密钥尾号 / 文件名与更新时间不再展示（见 6.3.2 Tab 3）。本版更新项以红色“[0807周五更新]”就地标记；v1.11 及更早批次的标记已转为正文常规规则。</w:t>
       </w:r>
     </w:p>
     <w:p>
@@ -22683,29 +22711,29 @@
         <w:rPr>
           <w:rFonts w:ascii="Heiti SC" w:cs="Heiti SC" w:eastAsia="Heiti SC" w:hAnsi="Heiti SC"/>
         </w:rPr>
-        <w:t xml:space="preserve">九个敏感字段（公众号 AppSecret / 域名校验文件、开放平台 AppSecret、支付 API v2 / v3 密钥、商户证书、商户 API 私钥、支付公钥 ID、支付公钥文件）非空时仅显示「已配置 / 已上传」状态行（尾号 **</w:t>
-      </w:r>
-      <w:r>
-        <w:rPr>
-          <w:b/>
-          <w:bCs/>
-          <w:rFonts w:ascii="Heiti SC" w:cs="Heiti SC" w:eastAsia="Heiti SC" w:hAnsi="Heiti SC"/>
-        </w:rPr>
-        <w:t xml:space="preserve">后 4 位或文件名 + 更新时间</w:t>
-      </w:r>
-      <w:r>
-        <w:rPr>
-          <w:rFonts w:ascii="Heiti SC" w:cs="Heiti SC" w:eastAsia="Heiti SC" w:hAnsi="Heiti SC"/>
-        </w:rPr>
-        <w:t xml:space="preserve">精确到秒</w:t>
-      </w:r>
-      <w:r>
-        <w:rPr>
-          <w:b/>
-          <w:bCs/>
-          <w:rFonts w:ascii="Heiti SC" w:cs="Heiti SC" w:eastAsia="Heiti SC" w:hAnsi="Heiti SC"/>
-        </w:rPr>
-        <w:t xml:space="preserve">）+「更新」；更新＝空输入框填新值，点保存</w:t>
+        <w:t xml:space="preserve">九个敏感字段（公众号 AppSecret / 域名校验文件、开放平台 AppSecret、支付 API v2 / v3 密钥、商户证书、商户 API 私钥、支付公钥 ID、支付公钥文件）非空时仅显示「已配置 / 已上传」状态行 +「更新」（</w:t>
+      </w:r>
+      <w:r>
+        <w:rPr>
+          <w:b/>
+          <w:bCs/>
+          <w:rFonts w:ascii="Heiti SC" w:cs="Heiti SC" w:eastAsia="Heiti SC" w:hAnsi="Heiti SC"/>
+        </w:rPr>
+        <w:t xml:space="preserve">0810 修订：</w:t>
+      </w:r>
+      <w:r>
+        <w:rPr>
+          <w:rFonts w:ascii="Heiti SC" w:cs="Heiti SC" w:eastAsia="Heiti SC" w:hAnsi="Heiti SC"/>
+        </w:rPr>
+        <w:t xml:space="preserve">状态行收敛为「状态 + 操作」两段——原「尾号 **</w:t>
+      </w:r>
+      <w:r>
+        <w:rPr>
+          <w:b/>
+          <w:bCs/>
+          <w:rFonts w:ascii="Heiti SC" w:cs="Heiti SC" w:eastAsia="Heiti SC" w:hAnsi="Heiti SC"/>
+        </w:rPr>
+        <w:t xml:space="preserve">后 4 位或文件名 + 更新时间精确到秒」不再展示，二次确认文案同步去掉尾号 / 文件名引用，改为「整体覆盖当前值 / 当前文件」；更新覆写与不回显规则不变）；更新＝空输入框填新值，点保存</w:t>
       </w:r>
       <w:r>
         <w:rPr>
